--- a/public/files/hk-then-and-now-project.docx
+++ b/public/files/hk-then-and-now-project.docx
@@ -27,6 +27,17 @@
       </w:r>
     </w:p>
     <w:p>
+      <w:r>
+        <w:rPr>
+          <w:rFonts w:ascii="Quicksand" w:hAnsi="Quicksand" w:cs="Quicksand" w:eastAsia="Noto Sans TC"/>
+          <w:b w:val="0"/>
+          <w:color w:val="080808"/>
+          <w:sz w:val="21"/>
+        </w:rPr>
+        <w:t>⚠️ 本頁所有街道、地點與資料均為虛構，不涉及任何真實家庭、地址或學校</w:t>
+      </w:r>
+    </w:p>
+    <w:p>
       <w:pPr>
         <w:spacing w:before="240" w:after="80"/>
       </w:pPr>
@@ -48,7 +59,7 @@
           <w:color w:val="080808"/>
           <w:sz w:val="21"/>
         </w:rPr>
-        <w:t>兩條路徑都算數，評分完全相同，你只需要選其中一條。</w:t>
+        <w:t>兩條路徑都算數，評分完全相同，你只需要選其中一條</w:t>
       </w:r>
     </w:p>
     <w:p>
@@ -59,7 +70,7 @@
           <w:color w:val="080808"/>
           <w:sz w:val="21"/>
         </w:rPr>
-        <w:t>路徑 A —— 訪談家人（可選）：找一位家人，問問他／她記得某個地方從前的樣子。</w:t>
+        <w:t>路徑 A —— 訪談家人（可選）：找一位家人，問問他／她記得某個地方從前的樣子</w:t>
       </w:r>
     </w:p>
     <w:p>
@@ -70,7 +81,7 @@
           <w:color w:val="080808"/>
           <w:sz w:val="21"/>
         </w:rPr>
-        <w:t>路徑 B —— 公開資料（任何同學都可選）：用街景、舊地圖、舊報紙或圖書館紀錄完成，不需要訪談任何人。</w:t>
+        <w:t>路徑 B —— 公開資料（任何同學都可選）：用街景、舊地圖、舊報紙或圖書館紀錄完成，不需要訪談任何人</w:t>
       </w:r>
     </w:p>
     <w:p>
@@ -155,7 +166,7 @@
           <w:color w:val="080808"/>
           <w:sz w:val="21"/>
         </w:rPr>
-        <w:t>只問「那時那地方是怎樣的」一類問題，不要問家人姓名、住址、職業或健康等私人資料，也不要錄音、錄影或拍攝家人。</w:t>
+        <w:t>只問「那時那地方是怎樣的」一類問題，不要問家人姓名、住址、職業或健康等私人資料，也不要錄音、錄影或拍攝家人</w:t>
       </w:r>
     </w:p>
     <w:p>
@@ -181,7 +192,7 @@
           <w:rFonts w:ascii="Quicksand" w:hAnsi="Quicksand" w:cs="Quicksand" w:eastAsia="Noto Sans TC"/>
           <w:sz w:val="21"/>
         </w:rPr>
-        <w:t>選一個地方：從學校附近或你每天經過的地方選一處（一條街、一座建築、一個街市）。</w:t>
+        <w:t>選一個地方：從學校附近或你每天經過的地方選一處（一條街、一座建築、一個街市）</w:t>
       </w:r>
     </w:p>
     <w:p>
@@ -193,7 +204,7 @@
           <w:rFonts w:ascii="Quicksand" w:hAnsi="Quicksand" w:cs="Quicksand" w:eastAsia="Noto Sans TC"/>
           <w:sz w:val="21"/>
         </w:rPr>
-        <w:t>走走看看（或網上看街景）：親身走一走，或用地圖的街景功能「行」一次這條街，記下你看到的。</w:t>
+        <w:t>走走看看（或網上看街景）：親身走一走，或用地圖的街景功能「行」一次這條街，記下你看到的</w:t>
       </w:r>
     </w:p>
     <w:p>
@@ -205,7 +216,7 @@
           <w:rFonts w:ascii="Quicksand" w:hAnsi="Quicksand" w:cs="Quicksand" w:eastAsia="Noto Sans TC"/>
           <w:sz w:val="21"/>
         </w:rPr>
-        <w:t>拍一張照片：拍下建築物、街道牌或路牌（只拍物件，不拍人）。</w:t>
+        <w:t>拍一張照片：拍下建築物、街道牌或路牌（只拍物件，不拍人）</w:t>
       </w:r>
     </w:p>
     <w:p>
@@ -217,7 +228,7 @@
           <w:rFonts w:ascii="Quicksand" w:hAnsi="Quicksand" w:cs="Quicksand" w:eastAsia="Noto Sans TC"/>
           <w:sz w:val="21"/>
         </w:rPr>
-        <w:t>找一份舊資料：在圖書館或網上找一份舊地圖、舊報紙或舊照片，看看同一地方從前是怎樣的。</w:t>
+        <w:t>找一份舊資料：在圖書館或網上找一份舊地圖、舊報紙或舊照片，看看同一地方從前是怎樣的</w:t>
       </w:r>
     </w:p>
     <w:p>
@@ -229,7 +240,7 @@
           <w:rFonts w:ascii="Quicksand" w:hAnsi="Quicksand" w:cs="Quicksand" w:eastAsia="Noto Sans TC"/>
           <w:sz w:val="21"/>
         </w:rPr>
-        <w:t>對比今昔：把「今日所見」與「舊資料」放在一起，寫出至少一項分別。</w:t>
+        <w:t>對比今昔：把「今日所見」與「舊資料」放在一起，寫出至少一項分別</w:t>
       </w:r>
     </w:p>
     <w:p>
@@ -254,7 +265,7 @@
           <w:color w:val="080808"/>
           <w:sz w:val="21"/>
         </w:rPr>
-        <w:t>題目：AI 對「榕樹街」昔日的說法，我們核對它。</w:t>
+        <w:t>題目：AI 對「榕樹街」昔日的說法，我們核對它</w:t>
       </w:r>
     </w:p>
     <w:p>
@@ -486,7 +497,7 @@
           <w:color w:val="080808"/>
           <w:sz w:val="21"/>
         </w:rPr>
-        <w:t>結論：AI 的說法「有對有錯」，所以不能直接相信，要用來源核對。</w:t>
+        <w:t>結論：AI 的說法「有對有錯」，所以不能直接相信，要用來源核對</w:t>
       </w:r>
     </w:p>
     <w:p>
@@ -580,7 +591,7 @@
           <w:color w:val="080808"/>
           <w:sz w:val="21"/>
         </w:rPr>
-        <w:t>□ 我選好了地方（一條街／一座建築／一個街市）。</w:t>
+        <w:t>□ 我選好了地方（一條街／一座建築／一個街市）</w:t>
       </w:r>
     </w:p>
     <w:p>
@@ -591,7 +602,7 @@
           <w:color w:val="080808"/>
           <w:sz w:val="21"/>
         </w:rPr>
-        <w:t>□ 我選了路徑：A 訪談 或 B 公開資料。</w:t>
+        <w:t>□ 我選了路徑：A 訪談 或 B 公開資料</w:t>
       </w:r>
     </w:p>
     <w:p>
@@ -602,7 +613,7 @@
           <w:color w:val="080808"/>
           <w:sz w:val="21"/>
         </w:rPr>
-        <w:t>□ 我有至少一個資料來源（訪談紀錄／照片／地圖／報紙／圖書館紀錄）。</w:t>
+        <w:t>□ 我有至少一個資料來源（訪談紀錄／照片／地圖／報紙／圖書館紀錄）</w:t>
       </w:r>
     </w:p>
     <w:p>
@@ -613,7 +624,7 @@
           <w:color w:val="080808"/>
           <w:sz w:val="21"/>
         </w:rPr>
-        <w:t>□ 我寫出至少一項「昔日」與「今日」的分別。</w:t>
+        <w:t>□ 我寫出至少一項「昔日」與「今日」的分別</w:t>
       </w:r>
     </w:p>
     <w:p>
@@ -624,7 +635,7 @@
           <w:color w:val="080808"/>
           <w:sz w:val="21"/>
         </w:rPr>
-        <w:t>□ 我核對過 AI 的說法，指出對、錯或未能證實。</w:t>
+        <w:t>□ 我核對過 AI 的說法，指出對、錯或未能證實</w:t>
       </w:r>
     </w:p>
     <w:p>
@@ -635,7 +646,7 @@
           <w:color w:val="080808"/>
           <w:sz w:val="21"/>
         </w:rPr>
-        <w:t>□ 我沒有把家人的私人資料寫在工作紙上。</w:t>
+        <w:t>□ 我沒有把家人的私人資料寫在工作紙上</w:t>
       </w:r>
     </w:p>
     <w:p>
@@ -1011,7 +1022,7 @@
           <w:rFonts w:ascii="Quicksand" w:hAnsi="Quicksand" w:cs="Quicksand" w:eastAsia="Noto Sans TC"/>
           <w:sz w:val="21"/>
         </w:rPr>
-        <w:t>不要要求學生在班上公開分享家人的私人資料（姓名、住址、職業、健康）。</w:t>
+        <w:t>不要要求學生在班上公開分享家人的私人資料（姓名、住址、職業、健康）</w:t>
       </w:r>
     </w:p>
     <w:p>
@@ -1023,7 +1034,7 @@
           <w:rFonts w:ascii="Quicksand" w:hAnsi="Quicksand" w:cs="Quicksand" w:eastAsia="Noto Sans TC"/>
           <w:sz w:val="21"/>
         </w:rPr>
-        <w:t>訪談是「可選」，不是「必做」。任何學生都可選公開資料路徑，評分完全相同。</w:t>
+        <w:t>訪談是「可選」，不是「必做」。任何學生都可選公開資料路徑，評分完全相同</w:t>
       </w:r>
     </w:p>
     <w:p>
@@ -1035,7 +1046,7 @@
           <w:rFonts w:ascii="Quicksand" w:hAnsi="Quicksand" w:cs="Quicksand" w:eastAsia="Noto Sans TC"/>
           <w:sz w:val="21"/>
         </w:rPr>
-        <w:t>永不要求學生把家人的舊照片上載到 AI 工具（包括任何生成式 AI 或辨識工具）。</w:t>
+        <w:t>永不要求學生把家人的舊照片上載到 AI 工具（包括任何生成式 AI 或辨識工具）</w:t>
       </w:r>
     </w:p>
     <w:p>
@@ -1047,7 +1058,7 @@
           <w:rFonts w:ascii="Quicksand" w:hAnsi="Quicksand" w:cs="Quicksand" w:eastAsia="Noto Sans TC"/>
           <w:sz w:val="21"/>
         </w:rPr>
-        <w:t>對不能訪談家人的情況（新來港、跨境、寄養、喪親、語言不通等）不作追問、比較或當眾點名。</w:t>
+        <w:t>對不能訪談家人的情況（新來港、跨境、寄養、喪親、語言不通等）不作追問、比較或當眾點名</w:t>
       </w:r>
     </w:p>
     <w:p>
@@ -1059,18 +1070,7 @@
           <w:rFonts w:ascii="Quicksand" w:hAnsi="Quicksand" w:cs="Quicksand" w:eastAsia="Noto Sans TC"/>
           <w:sz w:val="21"/>
         </w:rPr>
-        <w:t>舊照片只用於課堂展示或經家長同意的範圍，不上載到第三方工具。</w:t>
-      </w:r>
-    </w:p>
-    <w:p>
-      <w:r>
-        <w:rPr>
-          <w:rFonts w:ascii="Quicksand" w:hAnsi="Quicksand" w:cs="Quicksand" w:eastAsia="Noto Sans TC"/>
-          <w:b w:val="0"/>
-          <w:color w:val="080808"/>
-          <w:sz w:val="21"/>
-        </w:rPr>
-        <w:t>對應 EDB《人工智能素養學習架構（應用情境示例）》p.8。本頁為 Beets 獨立製作的教學資源，並非 EDB 官方文件。</w:t>
+        <w:t>舊照片只用於課堂展示或經家長同意的範圍，不上載到第三方工具</w:t>
       </w:r>
     </w:p>
     <w:sectPr>
